--- a/output/docx/en/BUFRCREX_CodeFlag_en_03.docx
+++ b/output/docx/en/BUFRCREX_CodeFlag_en_03.docx
@@ -3010,7 +3010,7 @@
                 <w:b w:val="0"/>
                 <w:sz w:val="16"/>
               </w:rPr>
-              <w:t>Note 91: In descriptor 0 02 142: Ozone instrument serial number/identification is four characters long. For Japanese Dobson instruments, omit the leading digit(s).</w:t>
+              <w:t>Note CF91: Code figure 1 is deprecated. Code figure 6 should be used instead.</w:t>
             </w:r>
           </w:p>
         </w:tc>
